--- a/testakten/arbeitsrecht-kuendigungsdrama-koerber-werk/12c_kanzleivermerk_bem_aktenstand.docx
+++ b/testakten/arbeitsrecht-kuendigungsdrama-koerber-werk/12c_kanzleivermerk_bem_aktenstand.docx
@@ -329,7 +329,7 @@
         <w:rFonts w:ascii="Arial" w:hAnsi="Arial"/>
         <w:sz w:val="16"/>
       </w:rPr>
-      <w:t>Friedrichstraße 92, 10117 Berlin | Telefon 030 308 74-0 | Telefax 030 308 74-199 | kanzlei@reuss-martens.example.invalid | Berufshaftpflicht: HanseMerkur Allgemeine</w:t>
+      <w:t>Friedrichstraße 92, 10117 Berlin | Telefon 030 308 74-0 | Telefax 030 308 74-199 | kanzlei@reuss-martens.de | Berufshaftpflicht: HanseMerkur Allgemeine</w:t>
     </w:r>
   </w:p>
 </w:hdr>
